--- a/public/fun/forms/이력서_인사·총무_6_NCS형.docx
+++ b/public/fun/forms/이력서_인사·총무_6_NCS형.docx
@@ -419,21 +419,57 @@
             <w:tcW w:type="dxa" w:w="2085"/>
             <w:vAlign w:val="center"/>
           </w:tcPr>
-          <w:p/>
+          <w:p>
+            <w:pPr>
+              <w:spacing w:before="0" w:after="0"/>
+              <w:jc w:val="left"/>
+            </w:pPr>
+            <w:r>
+              <w:rPr>
+                <w:color w:val="A9B0B8"/>
+                <w:sz w:val="16"/>
+              </w:rPr>
+              <w:t>예) 2022.03 ~ 2024.02</w:t>
+            </w:r>
+          </w:p>
         </w:tc>
         <w:tc>
           <w:tcPr>
             <w:tcW w:type="dxa" w:w="4170"/>
             <w:vAlign w:val="center"/>
           </w:tcPr>
-          <w:p/>
+          <w:p>
+            <w:pPr>
+              <w:spacing w:before="0" w:after="0"/>
+              <w:jc w:val="left"/>
+            </w:pPr>
+            <w:r>
+              <w:rPr>
+                <w:color w:val="A9B0B8"/>
+                <w:sz w:val="16"/>
+              </w:rPr>
+              <w:t>○○대학교 (졸업)</w:t>
+            </w:r>
+          </w:p>
         </w:tc>
         <w:tc>
           <w:tcPr>
             <w:tcW w:type="dxa" w:w="4155"/>
             <w:vAlign w:val="center"/>
           </w:tcPr>
-          <w:p/>
+          <w:p>
+            <w:pPr>
+              <w:spacing w:before="0" w:after="0"/>
+              <w:jc w:val="left"/>
+            </w:pPr>
+            <w:r>
+              <w:rPr>
+                <w:color w:val="A9B0B8"/>
+                <w:sz w:val="16"/>
+              </w:rPr>
+              <w:t>배운 점 · 활동 내용</w:t>
+            </w:r>
+          </w:p>
         </w:tc>
       </w:tr>
       <w:tr>
@@ -637,7 +673,19 @@
             <w:tcW w:type="dxa" w:w="2085"/>
             <w:vAlign w:val="center"/>
           </w:tcPr>
-          <w:p/>
+          <w:p>
+            <w:pPr>
+              <w:spacing w:before="0" w:after="0"/>
+              <w:jc w:val="left"/>
+            </w:pPr>
+            <w:r>
+              <w:rPr>
+                <w:color w:val="A9B0B8"/>
+                <w:sz w:val="16"/>
+              </w:rPr>
+              <w:t>예) 2023.05.</w:t>
+            </w:r>
+          </w:p>
         </w:tc>
         <w:tc>
           <w:tcPr>
@@ -651,7 +699,19 @@
             <w:tcW w:type="dxa" w:w="4155"/>
             <w:vAlign w:val="center"/>
           </w:tcPr>
-          <w:p/>
+          <w:p>
+            <w:pPr>
+              <w:spacing w:before="0" w:after="0"/>
+              <w:jc w:val="left"/>
+            </w:pPr>
+            <w:r>
+              <w:rPr>
+                <w:color w:val="A9B0B8"/>
+                <w:sz w:val="16"/>
+              </w:rPr>
+              <w:t>배운 점 · 활동 내용</w:t>
+            </w:r>
+          </w:p>
         </w:tc>
       </w:tr>
       <w:tr>
@@ -963,7 +1023,19 @@
             <w:tcW w:type="dxa" w:w="2085"/>
             <w:vAlign w:val="center"/>
           </w:tcPr>
-          <w:p/>
+          <w:p>
+            <w:pPr>
+              <w:spacing w:before="0" w:after="0"/>
+              <w:jc w:val="left"/>
+            </w:pPr>
+            <w:r>
+              <w:rPr>
+                <w:color w:val="A9B0B8"/>
+                <w:sz w:val="16"/>
+              </w:rPr>
+              <w:t>예) 2022.03 ~ 2024.02</w:t>
+            </w:r>
+          </w:p>
         </w:tc>
         <w:tc>
           <w:tcPr>
@@ -977,14 +1049,38 @@
             <w:tcW w:type="dxa" w:w="2775"/>
             <w:vAlign w:val="center"/>
           </w:tcPr>
-          <w:p/>
+          <w:p>
+            <w:pPr>
+              <w:spacing w:before="0" w:after="0"/>
+              <w:jc w:val="left"/>
+            </w:pPr>
+            <w:r>
+              <w:rPr>
+                <w:color w:val="A9B0B8"/>
+                <w:sz w:val="16"/>
+              </w:rPr>
+              <w:t>사원</w:t>
+            </w:r>
+          </w:p>
         </w:tc>
         <w:tc>
           <w:tcPr>
             <w:tcW w:type="dxa" w:w="2775"/>
             <w:vAlign w:val="center"/>
           </w:tcPr>
-          <w:p/>
+          <w:p>
+            <w:pPr>
+              <w:spacing w:before="0" w:after="0"/>
+              <w:jc w:val="left"/>
+            </w:pPr>
+            <w:r>
+              <w:rPr>
+                <w:color w:val="A9B0B8"/>
+                <w:sz w:val="16"/>
+              </w:rPr>
+              <w:t>맡은 일 + 숫자 성과</w:t>
+            </w:r>
+          </w:p>
         </w:tc>
       </w:tr>
       <w:tr>

--- a/public/fun/forms/이력서_인사·총무_6_NCS형.docx
+++ b/public/fun/forms/이력서_인사·총무_6_NCS형.docx
@@ -108,10 +108,10 @@
         <w:tblLook w:firstColumn="1" w:firstRow="1" w:lastColumn="0" w:lastRow="0" w:noHBand="0" w:noVBand="1" w:val="04A0"/>
       </w:tblPr>
       <w:tblGrid>
-        <w:gridCol w:w="1200"/>
+        <w:gridCol w:w="1230"/>
         <w:gridCol w:w="3975"/>
-        <w:gridCol w:w="1200"/>
-        <w:gridCol w:w="4035"/>
+        <w:gridCol w:w="1230"/>
+        <w:gridCol w:w="3975"/>
       </w:tblGrid>
       <w:tr>
         <w:trPr>
@@ -120,7 +120,7 @@
         </w:trPr>
         <w:tc>
           <w:tcPr>
-            <w:tcW w:type="dxa" w:w="1200"/>
+            <w:tcW w:type="dxa" w:w="1230"/>
             <w:shd w:val="clear" w:color="auto" w:fill="F3F4F4"/>
             <w:vAlign w:val="center"/>
           </w:tcPr>
@@ -148,7 +148,7 @@
         </w:tc>
         <w:tc>
           <w:tcPr>
-            <w:tcW w:type="dxa" w:w="1200"/>
+            <w:tcW w:type="dxa" w:w="1230"/>
             <w:shd w:val="clear" w:color="auto" w:fill="F3F4F4"/>
             <w:vAlign w:val="center"/>
           </w:tcPr>
@@ -169,7 +169,7 @@
         </w:tc>
         <w:tc>
           <w:tcPr>
-            <w:tcW w:type="dxa" w:w="4035"/>
+            <w:tcW w:type="dxa" w:w="3975"/>
             <w:vAlign w:val="center"/>
           </w:tcPr>
           <w:p/>
@@ -182,7 +182,7 @@
         </w:trPr>
         <w:tc>
           <w:tcPr>
-            <w:tcW w:type="dxa" w:w="1200"/>
+            <w:tcW w:type="dxa" w:w="1230"/>
             <w:shd w:val="clear" w:color="auto" w:fill="F3F4F4"/>
             <w:vAlign w:val="center"/>
           </w:tcPr>
@@ -210,7 +210,7 @@
         </w:tc>
         <w:tc>
           <w:tcPr>
-            <w:tcW w:type="dxa" w:w="1200"/>
+            <w:tcW w:type="dxa" w:w="1230"/>
             <w:shd w:val="clear" w:color="auto" w:fill="F3F4F4"/>
             <w:vAlign w:val="center"/>
           </w:tcPr>
@@ -231,7 +231,7 @@
         </w:tc>
         <w:tc>
           <w:tcPr>
-            <w:tcW w:type="dxa" w:w="4035"/>
+            <w:tcW w:type="dxa" w:w="3975"/>
             <w:vAlign w:val="center"/>
           </w:tcPr>
           <w:p/>
@@ -244,7 +244,7 @@
         </w:trPr>
         <w:tc>
           <w:tcPr>
-            <w:tcW w:type="dxa" w:w="1200"/>
+            <w:tcW w:type="dxa" w:w="1230"/>
             <w:shd w:val="clear" w:color="auto" w:fill="F3F4F4"/>
             <w:vAlign w:val="center"/>
           </w:tcPr>
@@ -265,7 +265,7 @@
         </w:tc>
         <w:tc>
           <w:tcPr>
-            <w:tcW w:type="dxa" w:w="9210"/>
+            <w:tcW w:type="dxa" w:w="9180"/>
             <w:gridSpan w:val="3"/>
             <w:vAlign w:val="center"/>
           </w:tcPr>
@@ -637,7 +637,9 @@
                 <w:color w:val="34383D"/>
                 <w:sz w:val="19"/>
               </w:rPr>
-              <w:t>자격 · 프로그램명</w:t>
+              <w:t>자격 ·</w:t>
+              <w:br/>
+              <w:t>프로그램명</w:t>
             </w:r>
           </w:p>
         </w:tc>
@@ -966,7 +968,9 @@
                 <w:color w:val="34383D"/>
                 <w:sz w:val="19"/>
               </w:rPr>
-              <w:t>회사명 / 인원 규모</w:t>
+              <w:t>회사명 / 인원</w:t>
+              <w:br/>
+              <w:t>규모</w:t>
             </w:r>
           </w:p>
         </w:tc>
@@ -1223,10 +1227,10 @@
         <w:tblLook w:firstColumn="1" w:firstRow="1" w:lastColumn="0" w:lastRow="0" w:noHBand="0" w:noVBand="1" w:val="04A0"/>
       </w:tblPr>
       <w:tblGrid>
-        <w:gridCol w:w="1380"/>
-        <w:gridCol w:w="3825"/>
-        <w:gridCol w:w="1380"/>
-        <w:gridCol w:w="3825"/>
+        <w:gridCol w:w="1860"/>
+        <w:gridCol w:w="3345"/>
+        <w:gridCol w:w="1860"/>
+        <w:gridCol w:w="3345"/>
       </w:tblGrid>
       <w:tr>
         <w:trPr>
@@ -1235,7 +1239,7 @@
         </w:trPr>
         <w:tc>
           <w:tcPr>
-            <w:tcW w:type="dxa" w:w="1380"/>
+            <w:tcW w:type="dxa" w:w="1860"/>
             <w:shd w:val="clear" w:color="auto" w:fill="F3F4F4"/>
             <w:vAlign w:val="center"/>
           </w:tcPr>
@@ -1256,14 +1260,14 @@
         </w:tc>
         <w:tc>
           <w:tcPr>
-            <w:tcW w:type="dxa" w:w="3825"/>
+            <w:tcW w:type="dxa" w:w="3345"/>
             <w:vAlign w:val="center"/>
           </w:tcPr>
           <w:p/>
         </w:tc>
         <w:tc>
           <w:tcPr>
-            <w:tcW w:type="dxa" w:w="1380"/>
+            <w:tcW w:type="dxa" w:w="1860"/>
             <w:shd w:val="clear" w:color="auto" w:fill="F3F4F4"/>
             <w:vAlign w:val="center"/>
           </w:tcPr>
@@ -1284,7 +1288,7 @@
         </w:tc>
         <w:tc>
           <w:tcPr>
-            <w:tcW w:type="dxa" w:w="3825"/>
+            <w:tcW w:type="dxa" w:w="3345"/>
             <w:vAlign w:val="center"/>
           </w:tcPr>
           <w:p/>
@@ -1297,7 +1301,7 @@
         </w:trPr>
         <w:tc>
           <w:tcPr>
-            <w:tcW w:type="dxa" w:w="1380"/>
+            <w:tcW w:type="dxa" w:w="1860"/>
             <w:shd w:val="clear" w:color="auto" w:fill="F3F4F4"/>
             <w:vAlign w:val="center"/>
           </w:tcPr>
@@ -1312,13 +1316,15 @@
                 <w:color w:val="34383D"/>
                 <w:sz w:val="19"/>
               </w:rPr>
-              <w:t>배경 · 내용 · 성과</w:t>
+              <w:t>배경 · 내용 ·</w:t>
+              <w:br/>
+              <w:t>성과</w:t>
             </w:r>
           </w:p>
         </w:tc>
         <w:tc>
           <w:tcPr>
-            <w:tcW w:type="dxa" w:w="9030"/>
+            <w:tcW w:type="dxa" w:w="8550"/>
             <w:gridSpan w:val="3"/>
           </w:tcPr>
           <w:p/>
@@ -1378,10 +1384,10 @@
         <w:tblLook w:firstColumn="1" w:firstRow="1" w:lastColumn="0" w:lastRow="0" w:noHBand="0" w:noVBand="1" w:val="04A0"/>
       </w:tblPr>
       <w:tblGrid>
-        <w:gridCol w:w="1380"/>
-        <w:gridCol w:w="3825"/>
-        <w:gridCol w:w="1380"/>
-        <w:gridCol w:w="3825"/>
+        <w:gridCol w:w="1545"/>
+        <w:gridCol w:w="3660"/>
+        <w:gridCol w:w="1545"/>
+        <w:gridCol w:w="3660"/>
       </w:tblGrid>
       <w:tr>
         <w:trPr>
@@ -1390,7 +1396,7 @@
         </w:trPr>
         <w:tc>
           <w:tcPr>
-            <w:tcW w:type="dxa" w:w="1380"/>
+            <w:tcW w:type="dxa" w:w="1545"/>
             <w:shd w:val="clear" w:color="auto" w:fill="F3F4F4"/>
             <w:vAlign w:val="center"/>
           </w:tcPr>
@@ -1411,13 +1417,13 @@
         </w:tc>
         <w:tc>
           <w:tcPr>
-            <w:tcW w:type="dxa" w:w="3825"/>
+            <w:tcW w:type="dxa" w:w="3660"/>
           </w:tcPr>
           <w:p/>
         </w:tc>
         <w:tc>
           <w:tcPr>
-            <w:tcW w:type="dxa" w:w="1380"/>
+            <w:tcW w:type="dxa" w:w="1545"/>
             <w:shd w:val="clear" w:color="auto" w:fill="F3F4F4"/>
             <w:vAlign w:val="center"/>
           </w:tcPr>
@@ -1438,7 +1444,7 @@
         </w:tc>
         <w:tc>
           <w:tcPr>
-            <w:tcW w:type="dxa" w:w="3825"/>
+            <w:tcW w:type="dxa" w:w="3660"/>
           </w:tcPr>
           <w:p/>
         </w:tc>
@@ -1450,7 +1456,7 @@
         </w:trPr>
         <w:tc>
           <w:tcPr>
-            <w:tcW w:type="dxa" w:w="1380"/>
+            <w:tcW w:type="dxa" w:w="1545"/>
             <w:shd w:val="clear" w:color="auto" w:fill="F3F4F4"/>
             <w:vAlign w:val="center"/>
           </w:tcPr>
@@ -1471,13 +1477,13 @@
         </w:tc>
         <w:tc>
           <w:tcPr>
-            <w:tcW w:type="dxa" w:w="3825"/>
+            <w:tcW w:type="dxa" w:w="3660"/>
           </w:tcPr>
           <w:p/>
         </w:tc>
         <w:tc>
           <w:tcPr>
-            <w:tcW w:type="dxa" w:w="1380"/>
+            <w:tcW w:type="dxa" w:w="1545"/>
             <w:shd w:val="clear" w:color="auto" w:fill="F3F4F4"/>
             <w:vAlign w:val="center"/>
           </w:tcPr>
@@ -1492,13 +1498,15 @@
                 <w:color w:val="34383D"/>
                 <w:sz w:val="18"/>
               </w:rPr>
-              <w:t>사용 기술 · 도구</w:t>
+              <w:t>사용 기술 ·</w:t>
+              <w:br/>
+              <w:t>도구</w:t>
             </w:r>
           </w:p>
         </w:tc>
         <w:tc>
           <w:tcPr>
-            <w:tcW w:type="dxa" w:w="3825"/>
+            <w:tcW w:type="dxa" w:w="3660"/>
           </w:tcPr>
           <w:p/>
         </w:tc>
@@ -1510,7 +1518,7 @@
         </w:trPr>
         <w:tc>
           <w:tcPr>
-            <w:tcW w:type="dxa" w:w="1380"/>
+            <w:tcW w:type="dxa" w:w="1545"/>
             <w:shd w:val="clear" w:color="auto" w:fill="F3F4F4"/>
             <w:vAlign w:val="center"/>
           </w:tcPr>
@@ -1531,7 +1539,7 @@
         </w:tc>
         <w:tc>
           <w:tcPr>
-            <w:tcW w:type="dxa" w:w="9030"/>
+            <w:tcW w:type="dxa" w:w="8865"/>
             <w:gridSpan w:val="3"/>
           </w:tcPr>
           <w:p/>
@@ -1544,7 +1552,7 @@
         </w:trPr>
         <w:tc>
           <w:tcPr>
-            <w:tcW w:type="dxa" w:w="1380"/>
+            <w:tcW w:type="dxa" w:w="1545"/>
             <w:shd w:val="clear" w:color="auto" w:fill="F3F4F4"/>
             <w:vAlign w:val="center"/>
           </w:tcPr>
@@ -1565,7 +1573,7 @@
         </w:tc>
         <w:tc>
           <w:tcPr>
-            <w:tcW w:type="dxa" w:w="9030"/>
+            <w:tcW w:type="dxa" w:w="8865"/>
             <w:gridSpan w:val="3"/>
           </w:tcPr>
           <w:p/>
@@ -1599,10 +1607,10 @@
         <w:tblLook w:firstColumn="1" w:firstRow="1" w:lastColumn="0" w:lastRow="0" w:noHBand="0" w:noVBand="1" w:val="04A0"/>
       </w:tblPr>
       <w:tblGrid>
-        <w:gridCol w:w="1380"/>
-        <w:gridCol w:w="3825"/>
-        <w:gridCol w:w="1380"/>
-        <w:gridCol w:w="3825"/>
+        <w:gridCol w:w="1545"/>
+        <w:gridCol w:w="3660"/>
+        <w:gridCol w:w="1545"/>
+        <w:gridCol w:w="3660"/>
       </w:tblGrid>
       <w:tr>
         <w:trPr>
@@ -1611,7 +1619,7 @@
         </w:trPr>
         <w:tc>
           <w:tcPr>
-            <w:tcW w:type="dxa" w:w="1380"/>
+            <w:tcW w:type="dxa" w:w="1545"/>
             <w:shd w:val="clear" w:color="auto" w:fill="F3F4F4"/>
             <w:vAlign w:val="center"/>
           </w:tcPr>
@@ -1632,13 +1640,13 @@
         </w:tc>
         <w:tc>
           <w:tcPr>
-            <w:tcW w:type="dxa" w:w="3825"/>
+            <w:tcW w:type="dxa" w:w="3660"/>
           </w:tcPr>
           <w:p/>
         </w:tc>
         <w:tc>
           <w:tcPr>
-            <w:tcW w:type="dxa" w:w="1380"/>
+            <w:tcW w:type="dxa" w:w="1545"/>
             <w:shd w:val="clear" w:color="auto" w:fill="F3F4F4"/>
             <w:vAlign w:val="center"/>
           </w:tcPr>
@@ -1659,7 +1667,7 @@
         </w:tc>
         <w:tc>
           <w:tcPr>
-            <w:tcW w:type="dxa" w:w="3825"/>
+            <w:tcW w:type="dxa" w:w="3660"/>
           </w:tcPr>
           <w:p/>
         </w:tc>
@@ -1671,7 +1679,7 @@
         </w:trPr>
         <w:tc>
           <w:tcPr>
-            <w:tcW w:type="dxa" w:w="1380"/>
+            <w:tcW w:type="dxa" w:w="1545"/>
             <w:shd w:val="clear" w:color="auto" w:fill="F3F4F4"/>
             <w:vAlign w:val="center"/>
           </w:tcPr>
@@ -1692,13 +1700,13 @@
         </w:tc>
         <w:tc>
           <w:tcPr>
-            <w:tcW w:type="dxa" w:w="3825"/>
+            <w:tcW w:type="dxa" w:w="3660"/>
           </w:tcPr>
           <w:p/>
         </w:tc>
         <w:tc>
           <w:tcPr>
-            <w:tcW w:type="dxa" w:w="1380"/>
+            <w:tcW w:type="dxa" w:w="1545"/>
             <w:shd w:val="clear" w:color="auto" w:fill="F3F4F4"/>
             <w:vAlign w:val="center"/>
           </w:tcPr>
@@ -1713,13 +1721,15 @@
                 <w:color w:val="34383D"/>
                 <w:sz w:val="18"/>
               </w:rPr>
-              <w:t>사용 기술 · 도구</w:t>
+              <w:t>사용 기술 ·</w:t>
+              <w:br/>
+              <w:t>도구</w:t>
             </w:r>
           </w:p>
         </w:tc>
         <w:tc>
           <w:tcPr>
-            <w:tcW w:type="dxa" w:w="3825"/>
+            <w:tcW w:type="dxa" w:w="3660"/>
           </w:tcPr>
           <w:p/>
         </w:tc>
@@ -1731,7 +1741,7 @@
         </w:trPr>
         <w:tc>
           <w:tcPr>
-            <w:tcW w:type="dxa" w:w="1380"/>
+            <w:tcW w:type="dxa" w:w="1545"/>
             <w:shd w:val="clear" w:color="auto" w:fill="F3F4F4"/>
             <w:vAlign w:val="center"/>
           </w:tcPr>
@@ -1752,7 +1762,7 @@
         </w:tc>
         <w:tc>
           <w:tcPr>
-            <w:tcW w:type="dxa" w:w="9030"/>
+            <w:tcW w:type="dxa" w:w="8865"/>
             <w:gridSpan w:val="3"/>
           </w:tcPr>
           <w:p/>
@@ -1765,7 +1775,7 @@
         </w:trPr>
         <w:tc>
           <w:tcPr>
-            <w:tcW w:type="dxa" w:w="1380"/>
+            <w:tcW w:type="dxa" w:w="1545"/>
             <w:shd w:val="clear" w:color="auto" w:fill="F3F4F4"/>
             <w:vAlign w:val="center"/>
           </w:tcPr>
@@ -1786,7 +1796,7 @@
         </w:tc>
         <w:tc>
           <w:tcPr>
-            <w:tcW w:type="dxa" w:w="9030"/>
+            <w:tcW w:type="dxa" w:w="8865"/>
             <w:gridSpan w:val="3"/>
           </w:tcPr>
           <w:p/>

--- a/public/fun/forms/이력서_인사·총무_6_NCS형.docx
+++ b/public/fun/forms/이력서_인사·총무_6_NCS형.docx
@@ -429,7 +429,7 @@
                 <w:color w:val="A9B0B8"/>
                 <w:sz w:val="16"/>
               </w:rPr>
-              <w:t>예) 2022.03 ~ 2024.02</w:t>
+              <w:t>예) ○○○○.○○ ~ ○○○○.○○</w:t>
             </w:r>
           </w:p>
         </w:tc>
@@ -448,7 +448,7 @@
                 <w:color w:val="A9B0B8"/>
                 <w:sz w:val="16"/>
               </w:rPr>
-              <w:t>○○대학교 (졸업)</w:t>
+              <w:t>학교명 입력 (졸업)</w:t>
             </w:r>
           </w:p>
         </w:tc>
@@ -685,7 +685,7 @@
                 <w:color w:val="A9B0B8"/>
                 <w:sz w:val="16"/>
               </w:rPr>
-              <w:t>예) 2023.05.</w:t>
+              <w:t>예) ○○○○.○○.</w:t>
             </w:r>
           </w:p>
         </w:tc>
@@ -1037,7 +1037,7 @@
                 <w:color w:val="A9B0B8"/>
                 <w:sz w:val="16"/>
               </w:rPr>
-              <w:t>예) 2022.03 ~ 2024.02</w:t>
+              <w:t>예) ○○○○.○○ ~ ○○○○.○○</w:t>
             </w:r>
           </w:p>
         </w:tc>
@@ -1818,7 +1818,7 @@
         <w:rPr>
           <w:sz w:val="19"/>
         </w:rPr>
-        <w:t>위 내용은 사실과 다름이 없음을 확인합니다.     20      년      월      일     작성자 :  ______________  (서명)</w:t>
+        <w:t>위 내용은 사실과 다름이 없음을 확인합니다.           년      월      일     작성자 :  ______________  (서명)</w:t>
       </w:r>
     </w:p>
     <w:p>
@@ -2084,7 +2084,7 @@
                 <w:color w:val="5A6167"/>
                 <w:sz w:val="19"/>
               </w:rPr>
-              <w:t>2022.02~현재 · ○○(주) 인사팀 · 연 40명 채용 · 온보딩 개편으로 3개월 이내 퇴사율 18% → 7%</w:t>
+              <w:t>기간 입력 · ○○(주) 인사팀 · 연 40명 채용 · 온보딩 개편으로 3개월 이내 퇴사율 18% → 7%</w:t>
             </w:r>
           </w:p>
         </w:tc>
